--- a/dokumentáció/Film.docx
+++ b/dokumentáció/Film.docx
@@ -483,7 +483,7 @@
         </w:rPr>
         <w:lastRenderedPageBreak/>
         <w:drawing>
-          <wp:anchor distT="0" distB="0" distL="114300" distR="114300" simplePos="0" relativeHeight="251658240" behindDoc="0" locked="0" layoutInCell="1" allowOverlap="1" wp14:anchorId="060DA4EC" wp14:editId="2DE9A03D">
+          <wp:anchor distT="0" distB="0" distL="114300" distR="114300" simplePos="0" relativeHeight="251658240" behindDoc="0" locked="0" layoutInCell="1" allowOverlap="1" wp14:anchorId="060DA4EC" wp14:editId="331E128E">
             <wp:simplePos x="0" y="0"/>
             <wp:positionH relativeFrom="margin">
               <wp:align>center</wp:align>
@@ -935,10 +935,273 @@
           <w:rFonts w:ascii="Bahnschrift SemiCondensed" w:hAnsi="Bahnschrift SemiCondensed"/>
           <w:b/>
           <w:bCs/>
+          <w:noProof/>
           <w:sz w:val="40"/>
           <w:szCs w:val="40"/>
         </w:rPr>
         <w:lastRenderedPageBreak/>
+        <w:drawing>
+          <wp:anchor distT="0" distB="0" distL="114300" distR="114300" simplePos="0" relativeHeight="251663360" behindDoc="0" locked="0" layoutInCell="1" allowOverlap="1" wp14:anchorId="28409CAF" wp14:editId="229116A2">
+            <wp:simplePos x="0" y="0"/>
+            <wp:positionH relativeFrom="column">
+              <wp:posOffset>52705</wp:posOffset>
+            </wp:positionH>
+            <wp:positionV relativeFrom="paragraph">
+              <wp:posOffset>6050915</wp:posOffset>
+            </wp:positionV>
+            <wp:extent cx="5760720" cy="2832735"/>
+            <wp:effectExtent l="0" t="0" r="0" b="5715"/>
+            <wp:wrapSquare wrapText="bothSides"/>
+            <wp:docPr id="9" name="Kép 9"/>
+            <wp:cNvGraphicFramePr>
+              <a:graphicFrameLocks xmlns:a="http://schemas.openxmlformats.org/drawingml/2006/main" noChangeAspect="1"/>
+            </wp:cNvGraphicFramePr>
+            <a:graphic xmlns:a="http://schemas.openxmlformats.org/drawingml/2006/main">
+              <a:graphicData uri="http://schemas.openxmlformats.org/drawingml/2006/picture">
+                <pic:pic xmlns:pic="http://schemas.openxmlformats.org/drawingml/2006/picture">
+                  <pic:nvPicPr>
+                    <pic:cNvPr id="9" name="Kép 9"/>
+                    <pic:cNvPicPr/>
+                  </pic:nvPicPr>
+                  <pic:blipFill>
+                    <a:blip r:embed="rId12" cstate="print">
+                      <a:extLst>
+                        <a:ext uri="{28A0092B-C50C-407E-A947-70E740481C1C}">
+                          <a14:useLocalDpi xmlns:a14="http://schemas.microsoft.com/office/drawing/2010/main" val="0"/>
+                        </a:ext>
+                      </a:extLst>
+                    </a:blip>
+                    <a:stretch>
+                      <a:fillRect/>
+                    </a:stretch>
+                  </pic:blipFill>
+                  <pic:spPr>
+                    <a:xfrm>
+                      <a:off x="0" y="0"/>
+                      <a:ext cx="5760720" cy="2832735"/>
+                    </a:xfrm>
+                    <a:prstGeom prst="rect">
+                      <a:avLst/>
+                    </a:prstGeom>
+                  </pic:spPr>
+                </pic:pic>
+              </a:graphicData>
+            </a:graphic>
+          </wp:anchor>
+        </w:drawing>
+      </w:r>
+      <w:r>
+        <w:rPr>
+          <w:rFonts w:ascii="Bahnschrift SemiCondensed" w:hAnsi="Bahnschrift SemiCondensed"/>
+          <w:b/>
+          <w:bCs/>
+          <w:noProof/>
+          <w:sz w:val="40"/>
+          <w:szCs w:val="40"/>
+        </w:rPr>
+        <w:drawing>
+          <wp:anchor distT="0" distB="0" distL="114300" distR="114300" simplePos="0" relativeHeight="251662336" behindDoc="0" locked="0" layoutInCell="1" allowOverlap="1" wp14:anchorId="2B153260" wp14:editId="51C58BCD">
+            <wp:simplePos x="0" y="0"/>
+            <wp:positionH relativeFrom="margin">
+              <wp:align>right</wp:align>
+            </wp:positionH>
+            <wp:positionV relativeFrom="paragraph">
+              <wp:posOffset>3248025</wp:posOffset>
+            </wp:positionV>
+            <wp:extent cx="5760720" cy="2878455"/>
+            <wp:effectExtent l="0" t="0" r="0" b="0"/>
+            <wp:wrapSquare wrapText="bothSides"/>
+            <wp:docPr id="8" name="Kép 8"/>
+            <wp:cNvGraphicFramePr>
+              <a:graphicFrameLocks xmlns:a="http://schemas.openxmlformats.org/drawingml/2006/main" noChangeAspect="1"/>
+            </wp:cNvGraphicFramePr>
+            <a:graphic xmlns:a="http://schemas.openxmlformats.org/drawingml/2006/main">
+              <a:graphicData uri="http://schemas.openxmlformats.org/drawingml/2006/picture">
+                <pic:pic xmlns:pic="http://schemas.openxmlformats.org/drawingml/2006/picture">
+                  <pic:nvPicPr>
+                    <pic:cNvPr id="8" name="Kép 8"/>
+                    <pic:cNvPicPr/>
+                  </pic:nvPicPr>
+                  <pic:blipFill>
+                    <a:blip r:embed="rId13" cstate="print">
+                      <a:extLst>
+                        <a:ext uri="{28A0092B-C50C-407E-A947-70E740481C1C}">
+                          <a14:useLocalDpi xmlns:a14="http://schemas.microsoft.com/office/drawing/2010/main" val="0"/>
+                        </a:ext>
+                      </a:extLst>
+                    </a:blip>
+                    <a:stretch>
+                      <a:fillRect/>
+                    </a:stretch>
+                  </pic:blipFill>
+                  <pic:spPr>
+                    <a:xfrm>
+                      <a:off x="0" y="0"/>
+                      <a:ext cx="5760720" cy="2878455"/>
+                    </a:xfrm>
+                    <a:prstGeom prst="rect">
+                      <a:avLst/>
+                    </a:prstGeom>
+                  </pic:spPr>
+                </pic:pic>
+              </a:graphicData>
+            </a:graphic>
+          </wp:anchor>
+        </w:drawing>
+      </w:r>
+      <w:r>
+        <w:rPr>
+          <w:rFonts w:ascii="Bahnschrift SemiCondensed" w:hAnsi="Bahnschrift SemiCondensed"/>
+          <w:b/>
+          <w:bCs/>
+          <w:sz w:val="40"/>
+          <w:szCs w:val="40"/>
+        </w:rPr>
+        <w:t xml:space="preserve">Tervek: </w:t>
+      </w:r>
+      <w:r>
+        <w:rPr>
+          <w:rFonts w:ascii="Bahnschrift SemiCondensed" w:hAnsi="Bahnschrift SemiCondensed"/>
+          <w:b/>
+          <w:bCs/>
+          <w:noProof/>
+          <w:sz w:val="40"/>
+          <w:szCs w:val="40"/>
+        </w:rPr>
+        <w:drawing>
+          <wp:inline distT="0" distB="0" distL="0" distR="0" wp14:anchorId="047827EF" wp14:editId="35171676">
+            <wp:extent cx="5760720" cy="2814320"/>
+            <wp:effectExtent l="0" t="0" r="0" b="5080"/>
+            <wp:docPr id="7" name="Kép 7"/>
+            <wp:cNvGraphicFramePr>
+              <a:graphicFrameLocks xmlns:a="http://schemas.openxmlformats.org/drawingml/2006/main" noChangeAspect="1"/>
+            </wp:cNvGraphicFramePr>
+            <a:graphic xmlns:a="http://schemas.openxmlformats.org/drawingml/2006/main">
+              <a:graphicData uri="http://schemas.openxmlformats.org/drawingml/2006/picture">
+                <pic:pic xmlns:pic="http://schemas.openxmlformats.org/drawingml/2006/picture">
+                  <pic:nvPicPr>
+                    <pic:cNvPr id="7" name="Kép 7"/>
+                    <pic:cNvPicPr/>
+                  </pic:nvPicPr>
+                  <pic:blipFill>
+                    <a:blip r:embed="rId14" cstate="print">
+                      <a:extLst>
+                        <a:ext uri="{28A0092B-C50C-407E-A947-70E740481C1C}">
+                          <a14:useLocalDpi xmlns:a14="http://schemas.microsoft.com/office/drawing/2010/main" val="0"/>
+                        </a:ext>
+                      </a:extLst>
+                    </a:blip>
+                    <a:stretch>
+                      <a:fillRect/>
+                    </a:stretch>
+                  </pic:blipFill>
+                  <pic:spPr>
+                    <a:xfrm>
+                      <a:off x="0" y="0"/>
+                      <a:ext cx="5760720" cy="2814320"/>
+                    </a:xfrm>
+                    <a:prstGeom prst="rect">
+                      <a:avLst/>
+                    </a:prstGeom>
+                  </pic:spPr>
+                </pic:pic>
+              </a:graphicData>
+            </a:graphic>
+          </wp:inline>
+        </w:drawing>
+      </w:r>
+    </w:p>
+    <w:p>
+      <w:pPr>
+        <w:rPr>
+          <w:rFonts w:ascii="Bahnschrift SemiCondensed" w:hAnsi="Bahnschrift SemiCondensed"/>
+          <w:b/>
+          <w:bCs/>
+          <w:sz w:val="40"/>
+          <w:szCs w:val="40"/>
+        </w:rPr>
+      </w:pPr>
+    </w:p>
+    <w:p>
+      <w:pPr>
+        <w:rPr>
+          <w:rFonts w:ascii="Bahnschrift SemiCondensed" w:hAnsi="Bahnschrift SemiCondensed"/>
+          <w:b/>
+          <w:bCs/>
+          <w:sz w:val="40"/>
+          <w:szCs w:val="40"/>
+        </w:rPr>
+      </w:pPr>
+      <w:r>
+        <w:rPr>
+          <w:rFonts w:ascii="Bahnschrift SemiCondensed" w:hAnsi="Bahnschrift SemiCondensed"/>
+          <w:b/>
+          <w:bCs/>
+          <w:noProof/>
+          <w:sz w:val="40"/>
+          <w:szCs w:val="40"/>
+        </w:rPr>
+        <w:drawing>
+          <wp:inline distT="0" distB="0" distL="0" distR="0" wp14:anchorId="4BABF055" wp14:editId="66DFDC66">
+            <wp:extent cx="5760720" cy="2780030"/>
+            <wp:effectExtent l="0" t="0" r="0" b="1270"/>
+            <wp:docPr id="4" name="Kép 4"/>
+            <wp:cNvGraphicFramePr>
+              <a:graphicFrameLocks xmlns:a="http://schemas.openxmlformats.org/drawingml/2006/main" noChangeAspect="1"/>
+            </wp:cNvGraphicFramePr>
+            <a:graphic xmlns:a="http://schemas.openxmlformats.org/drawingml/2006/main">
+              <a:graphicData uri="http://schemas.openxmlformats.org/drawingml/2006/picture">
+                <pic:pic xmlns:pic="http://schemas.openxmlformats.org/drawingml/2006/picture">
+                  <pic:nvPicPr>
+                    <pic:cNvPr id="4" name="Kép 4"/>
+                    <pic:cNvPicPr/>
+                  </pic:nvPicPr>
+                  <pic:blipFill>
+                    <a:blip r:embed="rId15" cstate="print">
+                      <a:extLst>
+                        <a:ext uri="{28A0092B-C50C-407E-A947-70E740481C1C}">
+                          <a14:useLocalDpi xmlns:a14="http://schemas.microsoft.com/office/drawing/2010/main" val="0"/>
+                        </a:ext>
+                      </a:extLst>
+                    </a:blip>
+                    <a:stretch>
+                      <a:fillRect/>
+                    </a:stretch>
+                  </pic:blipFill>
+                  <pic:spPr>
+                    <a:xfrm>
+                      <a:off x="0" y="0"/>
+                      <a:ext cx="5760720" cy="2780030"/>
+                    </a:xfrm>
+                    <a:prstGeom prst="rect">
+                      <a:avLst/>
+                    </a:prstGeom>
+                  </pic:spPr>
+                </pic:pic>
+              </a:graphicData>
+            </a:graphic>
+          </wp:inline>
+        </w:drawing>
+      </w:r>
+    </w:p>
+    <w:p>
+      <w:pPr>
+        <w:rPr>
+          <w:rFonts w:ascii="Bahnschrift SemiCondensed" w:hAnsi="Bahnschrift SemiCondensed"/>
+          <w:b/>
+          <w:bCs/>
+          <w:sz w:val="40"/>
+          <w:szCs w:val="40"/>
+        </w:rPr>
+      </w:pPr>
+      <w:r>
+        <w:rPr>
+          <w:rFonts w:ascii="Bahnschrift SemiCondensed" w:hAnsi="Bahnschrift SemiCondensed"/>
+          <w:b/>
+          <w:bCs/>
+          <w:sz w:val="40"/>
+          <w:szCs w:val="40"/>
+        </w:rPr>
         <w:t xml:space="preserve">Weboldal </w:t>
       </w:r>
       <w:proofErr w:type="spellStart"/>
@@ -1505,8 +1768,8 @@
       </w:pPr>
     </w:p>
     <w:sectPr>
-      <w:headerReference w:type="default" r:id="rId12"/>
-      <w:footerReference w:type="default" r:id="rId13"/>
+      <w:headerReference w:type="default" r:id="rId16"/>
+      <w:footerReference w:type="default" r:id="rId17"/>
       <w:pgSz w:w="11906" w:h="16838"/>
       <w:pgMar w:top="1417" w:right="1417" w:bottom="1417" w:left="1417" w:header="708" w:footer="708" w:gutter="0"/>
       <w:cols w:space="708"/>
